--- a/paper/submission/submission-word/cover letter.docx
+++ b/paper/submission/submission-word/cover letter.docx
@@ -27,17 +27,22 @@
     </w:p>
     <w:p>
       <w:r>
-        <w:t>We submit the manuscript entitled "Provenance-Preserving Evidence-Gated Knowledge-Graph Augmentation for Auditable Entity-Relation Extraction" for consideration in Journal of Safety Science and Resilience.</w:t>
+        <w:t>Please consider our manuscript entitled "Provenance-Controlled Graph Augmentation for Auditable Entity-Relation Extraction" for publication in the Journal of Safety Science and Resilience.</w:t>
       </w:r>
     </w:p>
     <w:p>
       <w:r>
-        <w:t>The manuscript addresses a central limitation of graph-augmented entity-relation extraction: retrieved associations and fluent generated triples are not necessarily facts stated in the current source sentence. We separate graph-informed candidate generation from deterministic acceptance, reconstruct exact source spans, enforce type-compatible relations, and retain an auditable provenance record. Evaluation on ADE and CoNLL04 shows higher relation F1 than the matched source-only generator on both benchmarks, while the manuscript explicitly limits the gates to structural admissibility and source linkage rather than semantic or clinical truth.</w:t>
+        <w:t>The study addresses two connected questions in graph-augmented extraction: which retrieved associations are eligible to guide generation, and which generated candidates should enter the final output. A provenance-constrained context policy uses training annotations only, excludes current-example-only support, and quarantines exact cross-split text overlaps. A separate evidence-gated acceptance mechanism combines source-span reconstruction, entity selection, relation verification, and endpoint consistency with inspectable decisions.</w:t>
       </w:r>
     </w:p>
     <w:p>
       <w:r>
-        <w:t>This work is original, has not been published previously, and is not under consideration by another journal. All authors must approve the final submitted version and the accompanying declarations.</w:t>
+        <w:t>Under a common strict-span evaluation, the proposed system improves relation F1 over matched source-only generation by 5.18 percentage points on ADE and 4.65 points on CoNLL04. The relation gains recur in two additional training runs and persist after exact CoNLL04 train-test overlaps are excluded. Development-set ablations distinguish candidate-recovery benefits from the precision and coverage effects of deterministic acceptance.</w:t>
+      </w:r>
+    </w:p>
+    <w:p>
+      <w:r>
+        <w:t>The connection to safety science is the construction of inspectable knowledge from source text: ADE provides a drug-safety-related extraction task, while CoNLL04 tests general relational structure. The framework exposes source links and acceptance decisions for analyst review. The study evaluates extraction and rule compliance, not clinical truth or measured downstream safety outcomes.</w:t>
       </w:r>
     </w:p>
     <w:p>
@@ -64,7 +69,7 @@
       </w:r>
     </w:p>
     <w:sectPr>
-      <w:pgSz w:w="12240" w:h="15840"/>
+      <w:pgSz w:w="11909" w:h="16834"/>
       <w:pgMar w:top="1152" w:right="1296" w:bottom="1152" w:left="1296" w:header="720" w:footer="720" w:gutter="0"/>
       <w:cols w:space="720"/>
       <w:docGrid w:linePitch="360"/>
@@ -436,6 +441,10 @@
     <w:name w:val="Normal"/>
     <w:qFormat/>
     <w:rsid w:val="00FC693F"/>
+    <w:pPr>
+      <w:widowControl/>
+      <w:spacing w:after="120" w:line="252" w:lineRule="auto"/>
+    </w:pPr>
     <w:rPr>
       <w:rFonts w:ascii="Times New Roman" w:hAnsi="Times New Roman"/>
       <w:sz w:val="22"/>
@@ -496,15 +505,15 @@
     <w:pPr>
       <w:keepNext/>
       <w:keepLines/>
-      <w:spacing w:before="480" w:after="0"/>
+      <w:spacing w:before="160" w:after="80"/>
       <w:outlineLvl w:val="0"/>
     </w:pPr>
     <w:rPr>
-      <w:rFonts w:asciiTheme="majorHAnsi" w:eastAsiaTheme="majorEastAsia" w:hAnsiTheme="majorHAnsi" w:cstheme="majorBidi"/>
+      <w:rFonts w:asciiTheme="majorHAnsi" w:eastAsiaTheme="majorEastAsia" w:hAnsiTheme="majorHAnsi" w:cstheme="majorBidi" w:ascii="Times New Roman" w:hAnsi="Times New Roman"/>
       <w:b/>
       <w:bCs/>
-      <w:color w:val="365F91" w:themeColor="accent1" w:themeShade="BF"/>
-      <w:sz w:val="28"/>
+      <w:color w:val="000000"/>
+      <w:sz w:val="24"/>
       <w:szCs w:val="28"/>
     </w:rPr>
   </w:style>
@@ -520,15 +529,15 @@
     <w:pPr>
       <w:keepNext/>
       <w:keepLines/>
-      <w:spacing w:before="200" w:after="0"/>
+      <w:spacing w:before="160" w:after="80"/>
       <w:outlineLvl w:val="1"/>
     </w:pPr>
     <w:rPr>
-      <w:rFonts w:asciiTheme="majorHAnsi" w:eastAsiaTheme="majorEastAsia" w:hAnsiTheme="majorHAnsi" w:cstheme="majorBidi"/>
+      <w:rFonts w:asciiTheme="majorHAnsi" w:eastAsiaTheme="majorEastAsia" w:hAnsiTheme="majorHAnsi" w:cstheme="majorBidi" w:ascii="Times New Roman" w:hAnsi="Times New Roman"/>
       <w:b/>
       <w:bCs/>
-      <w:color w:val="4F81BD" w:themeColor="accent1"/>
-      <w:sz w:val="26"/>
+      <w:color w:val="000000"/>
+      <w:sz w:val="24"/>
       <w:szCs w:val="26"/>
     </w:rPr>
   </w:style>

--- a/paper/submission/submission-word/cover letter.docx
+++ b/paper/submission/submission-word/cover letter.docx
@@ -42,7 +42,7 @@
     </w:p>
     <w:p>
       <w:r>
-        <w:t>The connection to safety science is the construction of inspectable knowledge from source text: ADE provides a drug-safety-related extraction task, while CoNLL04 tests general relational structure. The framework exposes source links and acceptance decisions for analyst review. The study evaluates extraction and rule compliance, not clinical truth or measured downstream safety outcomes.</w:t>
+        <w:t>The primary application is drug-adverse-effect extraction from medical text, evaluated on ADE. CoNLL04 provides a supplementary general-domain benchmark to examine applicability under different entity roles and relation structures. The datasets are trained separately; this is not a direct cross-domain transfer experiment. The connection to safety science is inspectable knowledge construction for drug-safety-related information. The framework exposes source links and acceptance decisions for analyst review. The study evaluates extraction and rule compliance, not clinical truth or measured downstream safety outcomes.</w:t>
       </w:r>
     </w:p>
     <w:p>

--- a/paper/submission/submission-word/cover letter.docx
+++ b/paper/submission/submission-word/cover letter.docx
@@ -27,12 +27,12 @@
     </w:p>
     <w:p>
       <w:r>
-        <w:t>Please consider our manuscript entitled "Provenance-Controlled Graph Augmentation for Auditable Entity-Relation Extraction" for publication in the Journal of Safety Science and Resilience.</w:t>
+        <w:t>Please consider our manuscript entitled "Provenance-Controlled Graph Context Augmentation for Auditable Drug-Adverse Effect Relation Extraction" for publication in the Journal of Safety Science and Resilience.</w:t>
       </w:r>
     </w:p>
     <w:p>
       <w:r>
-        <w:t>The study addresses two connected questions in graph-augmented extraction: which retrieved associations are eligible to guide generation, and which generated candidates should enter the final output. A provenance-constrained context policy uses training annotations only, excludes current-example-only support, and quarantines exact cross-split text overlaps. A separate evidence-gated acceptance mechanism combines source-span reconstruction, entity selection, relation verification, and endpoint consistency with inspectable decisions.</w:t>
+        <w:t>The study addresses two connected questions in graph-augmented extraction: which retrieved associations are eligible to guide generation, and which generated candidates should enter the final output. A provenance-constrained graph context policy supplements source text and the label ontology with concept hints, source-matched anchors, relation priors, and retrieved semantic relation patterns. It uses training annotations only, excludes current-example-only support, and quarantines exact cross-split text overlaps. A separate evidence-gated acceptance mechanism combines source-span reconstruction, entity selection, relation verification, and endpoint consistency with inspectable decisions.</w:t>
       </w:r>
     </w:p>
     <w:p>
